--- a/inst/extdata/hitophsum_1.0_US.docx
+++ b/inst/extdata/hitophsum_1.0_US.docx
@@ -591,7 +591,7 @@
                 <w:szCs w:val="20"/>
                 <w:color w:val="000000"/>
               </w:rPr>
-              <w:t xml:space="preserve">• Heroin/opiates (heroin, opium, fentanyl, etc.)</w:t>
+              <w:t xml:space="preserve">• Street opioids (heroin, opium, fentanyl, etc.)</w:t>
             </w:r>
             <w:r>
               <w:rPr>
@@ -3825,7 +3825,7 @@
                 <w:szCs w:val="20"/>
                 <w:color w:val="000000"/>
               </w:rPr>
-              <w:t xml:space="preserve">Reminders of [substance] gave me a strong urge to drink.</w:t>
+              <w:t xml:space="preserve">Reminders of [substance] gave me a strong urge to use [substance].</w:t>
             </w:r>
           </w:p>
         </w:tc>
@@ -8677,7 +8677,7 @@
                 <w:szCs w:val="20"/>
                 <w:color w:val="000000"/>
               </w:rPr>
-              <w:t xml:space="preserve">Goosebumps</w:t>
+              <w:t xml:space="preserve">Goose bumps</w:t>
             </w:r>
           </w:p>
         </w:tc>
